--- a/public/videos/video links.docx
+++ b/public/videos/video links.docx
@@ -24,7 +24,151 @@
           <w:rPr>
             <w:rStyle w:val="Hyperlink"/>
           </w:rPr>
-          <w:t>https://www.youtube.c</w:t>
+          <w:t>https://www.youtube.com/watch?v=z7RiKWovHSk&amp;pp=ygURYmFydGhvbG9tZXcgYXJtYWg%3D</w:t>
+        </w:r>
+      </w:hyperlink>
+    </w:p>
+    <w:p>
+      <w:hyperlink r:id="rId6" w:history="1">
+        <w:r>
+          <w:rPr>
+            <w:rStyle w:val="Hyperlink"/>
+          </w:rPr>
+          <w:t>https://www.youtube.com/watch?v=eaVENMmWQhM&amp;pp=ygURYmFydGhvbG9tZXcgYXJtYWg%3D</w:t>
+        </w:r>
+      </w:hyperlink>
+    </w:p>
+    <w:p>
+      <w:r>
+        <w:t>Fiscal policy and debt</w:t>
+      </w:r>
+    </w:p>
+    <w:p>
+      <w:hyperlink r:id="rId7" w:history="1">
+        <w:r>
+          <w:rPr>
+            <w:rStyle w:val="Hyperlink"/>
+          </w:rPr>
+          <w:t>https://www.youtube.com/watch?v=CJjA07uk2vg&amp;pp=ygURYmFydGhvbG9tZXcgYXJtYWg%3D</w:t>
+        </w:r>
+      </w:hyperlink>
+    </w:p>
+    <w:p/>
+    <w:p>
+      <w:r>
+        <w:t>Agro-processing and planning</w:t>
+      </w:r>
+    </w:p>
+    <w:p>
+      <w:hyperlink r:id="rId8" w:history="1">
+        <w:r>
+          <w:rPr>
+            <w:rStyle w:val="Hyperlink"/>
+          </w:rPr>
+          <w:t>https://www.youtube.com/watch?v=377hQNwE_5c&amp;pp=ygURYmFydGhvbG9tZXcgYXJtYWjSBwkJrgoBhyohjO8%3D</w:t>
+        </w:r>
+      </w:hyperlink>
+    </w:p>
+    <w:p/>
+    <w:p>
+      <w:r>
+        <w:t>Planning</w:t>
+      </w:r>
+    </w:p>
+    <w:p>
+      <w:r>
+        <w:rPr>
+          <w:highlight w:val="red"/>
+        </w:rPr>
+        <w:t>Africa Development week: Planning - multiple</w:t>
+      </w:r>
+      <w:r>
+        <w:rPr>
+          <w:highlight w:val="red"/>
+        </w:rPr>
+        <w:t>speakers</w:t>
+      </w:r>
+      <w:r>
+        <w:t xml:space="preserve"> </w:t>
+      </w:r>
+      <w:hyperlink r:id="rId9" w:history="1">
+        <w:r>
+          <w:rPr>
+            <w:rStyle w:val="Hyperlink"/>
+          </w:rPr>
+          <w:t>https://www.youtube.</w:t>
+        </w:r>
+        <w:r>
+          <w:rPr>
+            <w:rStyle w:val="Hyperlink"/>
+          </w:rPr>
+          <w:t>c</w:t>
+        </w:r>
+        <w:r>
+          <w:rPr>
+            <w:rStyle w:val="Hyperlink"/>
+          </w:rPr>
+          <w:t>om/watch?v=KeGwUtevhRk&amp;pp=ygURYmFydGhvbG9tZXcgYXJtYWg%3D</w:t>
+        </w:r>
+      </w:hyperlink>
+    </w:p>
+    <w:p>
+      <w:r>
+        <w:rPr>
+          <w:highlight w:val="green"/>
+        </w:rPr>
+        <w:t>IPRT video:</w:t>
+      </w:r>
+      <w:r>
+        <w:t xml:space="preserve"> </w:t>
+      </w:r>
+    </w:p>
+    <w:p>
+      <w:hyperlink r:id="rId10" w:history="1">
+        <w:r>
+          <w:rPr>
+            <w:rStyle w:val="Hyperlink"/>
+          </w:rPr>
+          <w:t>https://yo</w:t>
+        </w:r>
+        <w:r>
+          <w:rPr>
+            <w:rStyle w:val="Hyperlink"/>
+          </w:rPr>
+          <w:t>u</w:t>
+        </w:r>
+        <w:r>
+          <w:rPr>
+            <w:rStyle w:val="Hyperlink"/>
+          </w:rPr>
+          <w:t>tu.be/LxcmMxEoTbo</w:t>
+        </w:r>
+      </w:hyperlink>
+    </w:p>
+    <w:p>
+      <w:r>
+        <w:rPr>
+          <w:highlight w:val="green"/>
+        </w:rPr>
+        <w:t>IPRT video</w:t>
+      </w:r>
+      <w:r>
+        <w:rPr>
+          <w:highlight w:val="green"/>
+        </w:rPr>
+        <w:t xml:space="preserve"> Zambia Training</w:t>
+      </w:r>
+      <w:r>
+        <w:t xml:space="preserve">: </w:t>
+      </w:r>
+    </w:p>
+    <w:p>
+      <w:hyperlink r:id="rId11" w:history="1">
+        <w:r>
+          <w:rPr>
+            <w:rStyle w:val="Hyperlink"/>
+          </w:rPr>
+          <w:t>https://y</w:t>
         </w:r>
         <w:r>
           <w:rPr>
@@ -36,145 +180,58 @@
           <w:rPr>
             <w:rStyle w:val="Hyperlink"/>
           </w:rPr>
-          <w:t>m/watch?v=z7RiKWovHSk&amp;pp=ygURYmFydGhvbG9tZXcgYXJtYWg%3D</w:t>
-        </w:r>
-      </w:hyperlink>
-    </w:p>
-    <w:p>
-      <w:hyperlink r:id="rId6" w:history="1">
-        <w:r>
-          <w:rPr>
-            <w:rStyle w:val="Hyperlink"/>
-          </w:rPr>
-          <w:t>https://www.youtube.com/watch?v=e</w:t>
-        </w:r>
-        <w:r>
-          <w:rPr>
-            <w:rStyle w:val="Hyperlink"/>
-          </w:rPr>
-          <w:t>a</w:t>
-        </w:r>
-        <w:r>
-          <w:rPr>
-            <w:rStyle w:val="Hyperlink"/>
-          </w:rPr>
-          <w:t>VENMmWQhM&amp;pp=ygURYmFydGhvbG9tZXcgYXJtYWg%3D</w:t>
-        </w:r>
-      </w:hyperlink>
-    </w:p>
-    <w:p>
-      <w:r>
-        <w:t>Fiscal policy and debt</w:t>
-      </w:r>
-    </w:p>
-    <w:p>
-      <w:hyperlink r:id="rId7" w:history="1">
-        <w:r>
-          <w:rPr>
-            <w:rStyle w:val="Hyperlink"/>
-          </w:rPr>
-          <w:t>https://www.youtube.com/watch?v=CJjA07uk2vg&amp;pp=ygURYmFydGhvbG9tZXcgYXJtYWg%3D</w:t>
+          <w:t>utu.be/Ci</w:t>
+        </w:r>
+        <w:r>
+          <w:rPr>
+            <w:rStyle w:val="Hyperlink"/>
+          </w:rPr>
+          <w:t>V</w:t>
+        </w:r>
+        <w:r>
+          <w:rPr>
+            <w:rStyle w:val="Hyperlink"/>
+          </w:rPr>
+          <w:t>Sry</w:t>
+        </w:r>
+        <w:r>
+          <w:rPr>
+            <w:rStyle w:val="Hyperlink"/>
+          </w:rPr>
+          <w:t>h</w:t>
+        </w:r>
+        <w:r>
+          <w:rPr>
+            <w:rStyle w:val="Hyperlink"/>
+          </w:rPr>
+          <w:t>mYZs</w:t>
         </w:r>
       </w:hyperlink>
     </w:p>
     <w:p/>
     <w:p>
-      <w:proofErr w:type="spellStart"/>
-      <w:r>
-        <w:t>Agro</w:t>
-      </w:r>
-      <w:proofErr w:type="spellEnd"/>
-      <w:r>
-        <w:t>-processing and planning</w:t>
-      </w:r>
-    </w:p>
-    <w:p>
-      <w:hyperlink r:id="rId8" w:history="1">
-        <w:r>
-          <w:rPr>
-            <w:rStyle w:val="Hyperlink"/>
-          </w:rPr>
-          <w:t>https://www.youtube.com/watch?v=377hQNwE_5c&amp;pp=ygURYmFydGhvbG9tZXcgYXJtYWjSBwkJrgoBhyohjO8%3D</w:t>
+      <w:hyperlink r:id="rId12" w:history="1">
+        <w:r>
+          <w:rPr>
+            <w:rStyle w:val="Hyperlink"/>
+          </w:rPr>
+          <w:t>https://youtu.be/mz_P4XYxzoY</w:t>
+        </w:r>
+      </w:hyperlink>
+    </w:p>
+    <w:p>
+      <w:hyperlink r:id="rId13" w:history="1">
+        <w:r>
+          <w:rPr>
+            <w:rStyle w:val="Hyperlink"/>
+          </w:rPr>
+          <w:t>https://youtu.be/pXWHXRn2VgY</w:t>
         </w:r>
       </w:hyperlink>
     </w:p>
     <w:p/>
     <w:p>
       <w:r>
-        <w:t>Planning</w:t>
-      </w:r>
-    </w:p>
-    <w:p>
-      <w:hyperlink r:id="rId9" w:history="1">
-        <w:r>
-          <w:rPr>
-            <w:rStyle w:val="Hyperlink"/>
-          </w:rPr>
-          <w:t>https://www.youtube.com/watch?v=KeGwUtevhRk&amp;pp=ygURYmFydGhvbG9tZXcgYXJtYWg%3D</w:t>
-        </w:r>
-      </w:hyperlink>
-    </w:p>
-    <w:p>
-      <w:r>
-        <w:t xml:space="preserve">IPRT video: </w:t>
-      </w:r>
-      <w:hyperlink r:id="rId10" w:history="1">
-        <w:r>
-          <w:rPr>
-            <w:rStyle w:val="Hyperlink"/>
-          </w:rPr>
-          <w:t>https://you</w:t>
-        </w:r>
-        <w:r>
-          <w:rPr>
-            <w:rStyle w:val="Hyperlink"/>
-          </w:rPr>
-          <w:t>t</w:t>
-        </w:r>
-        <w:r>
-          <w:rPr>
-            <w:rStyle w:val="Hyperlink"/>
-          </w:rPr>
-          <w:t>u.be/LxcmMxEoTbo</w:t>
-        </w:r>
-      </w:hyperlink>
-    </w:p>
-    <w:p>
-      <w:r>
-        <w:t xml:space="preserve">IPRT video: </w:t>
-      </w:r>
-      <w:hyperlink r:id="rId11" w:history="1">
-        <w:r>
-          <w:rPr>
-            <w:rStyle w:val="Hyperlink"/>
-          </w:rPr>
-          <w:t>https://youtu.be/CiVSryhmYZs</w:t>
-        </w:r>
-      </w:hyperlink>
-    </w:p>
-    <w:p>
-      <w:hyperlink r:id="rId12" w:history="1">
-        <w:r>
-          <w:rPr>
-            <w:rStyle w:val="Hyperlink"/>
-          </w:rPr>
-          <w:t>https://youtu.be/mz_P4XYxzoY</w:t>
-        </w:r>
-      </w:hyperlink>
-    </w:p>
-    <w:p>
-      <w:hyperlink r:id="rId13" w:history="1">
-        <w:r>
-          <w:rPr>
-            <w:rStyle w:val="Hyperlink"/>
-          </w:rPr>
-          <w:t>https://youtu.be/pXWHXRn2VgY</w:t>
-        </w:r>
-      </w:hyperlink>
-    </w:p>
-    <w:p/>
-    <w:p>
-      <w:r>
         <w:t>Sustainable Financing</w:t>
       </w:r>
     </w:p>
@@ -187,26 +244,28 @@
           <w:rPr>
             <w:rStyle w:val="Hyperlink"/>
           </w:rPr>
-          <w:t>https://youtu.b</w:t>
-        </w:r>
-        <w:r>
-          <w:rPr>
-            <w:rStyle w:val="Hyperlink"/>
-          </w:rPr>
-          <w:t>e</w:t>
-        </w:r>
-        <w:r>
-          <w:rPr>
-            <w:rStyle w:val="Hyperlink"/>
-          </w:rPr>
-          <w:t>/cb09kRXLiA8</w:t>
-        </w:r>
-      </w:hyperlink>
-    </w:p>
-    <w:p>
-      <w:r>
-        <w:t xml:space="preserve">AEC: </w:t>
-      </w:r>
+          <w:t>https://youtu.be/cb09kRXLiA8</w:t>
+        </w:r>
+      </w:hyperlink>
+    </w:p>
+    <w:p>
+      <w:r>
+        <w:rPr>
+          <w:highlight w:val="yellow"/>
+        </w:rPr>
+        <w:t>AEC</w:t>
+      </w:r>
+      <w:r>
+        <w:rPr>
+          <w:highlight w:val="yellow"/>
+        </w:rPr>
+        <w:t xml:space="preserve"> Africa’s post Covid development</w:t>
+      </w:r>
+      <w:r>
+        <w:t>:</w:t>
+      </w:r>
+    </w:p>
+    <w:p>
       <w:hyperlink r:id="rId15" w:history="1">
         <w:r>
           <w:rPr>
@@ -238,6 +297,8 @@
       <w:r>
         <w:t xml:space="preserve">: </w:t>
       </w:r>
+    </w:p>
+    <w:p>
       <w:hyperlink r:id="rId16" w:history="1">
         <w:r>
           <w:rPr>
@@ -285,19 +346,7 @@
           <w:rPr>
             <w:rStyle w:val="Hyperlink"/>
           </w:rPr>
-          <w:t>https://www.youtube.com/watch?v=BxPAbIkkNR8&amp;pp</w:t>
-        </w:r>
-        <w:r>
-          <w:rPr>
-            <w:rStyle w:val="Hyperlink"/>
-          </w:rPr>
-          <w:t>=</w:t>
-        </w:r>
-        <w:r>
-          <w:rPr>
-            <w:rStyle w:val="Hyperlink"/>
-          </w:rPr>
-          <w:t>ygURYmFydGhvbG9tZXcgYXJtYWg%3D</w:t>
+          <w:t>https://www.youtube.com/watch?v=BxPAbIkkNR8&amp;pp=ygURYmFydGhvbG9tZXcgYXJtYWg%3D</w:t>
         </w:r>
       </w:hyperlink>
     </w:p>
@@ -963,7 +1012,6 @@
   <w:style w:type="character" w:default="1" w:styleId="DefaultParagraphFont">
     <w:name w:val="Default Paragraph Font"/>
     <w:uiPriority w:val="1"/>
-    <w:semiHidden/>
     <w:unhideWhenUsed/>
   </w:style>
   <w:style w:type="table" w:default="1" w:styleId="TableNormal">
